--- a/Actividades/FasesKendall.docx
+++ b/Actividades/FasesKendall.docx
@@ -24,7 +24,7 @@
                 <wp:positionV relativeFrom="page">
                   <wp:posOffset>213360</wp:posOffset>
                 </wp:positionV>
-                <wp:extent cx="5335270" cy="10416540"/>
+                <wp:extent cx="5335270" cy="10424160"/>
                 <wp:effectExtent l="0" t="0" r="8890" b="2540"/>
                 <wp:wrapNone/>
                 <wp:docPr id="1" name="Rectángulo 16"/>
@@ -35,7 +35,7 @@
                       <wps:spPr>
                         <a:xfrm>
                           <a:off x="0" y="0"/>
-                          <a:ext cx="5334480" cy="10415880"/>
+                          <a:ext cx="5334480" cy="10423440"/>
                         </a:xfrm>
                         <a:prstGeom prst="rect">
                           <a:avLst/>
@@ -96,7 +96,7 @@
                           <w:sdt>
                             <w:sdtPr>
                               <w:text/>
-                              <w:id w:val="1217569665"/>
+                              <w:id w:val="2142929569"/>
                               <w:dataBinding w:prefixMappings="xmlns:ns0='http://schemas.microsoft.com/office/2006/coverPageProps'" w:xpath="/ns0:CoverPageProperties[1]/ns0:Abstract[1]" w:storeItemID="{55AF091B-3C7A-41E3-B477-F2FDAA23CFDA}"/>
                               <w:alias w:val="Título"/>
                             </w:sdtPr>
@@ -140,7 +140,7 @@
           </mc:Choice>
           <mc:Fallback>
             <w:pict>
-              <v:rect id="shape_0" ID="Rectángulo 16" fillcolor="#4472c4" stroked="f" style="position:absolute;margin-left:11.9pt;margin-top:16.8pt;width:420pt;height:820.1pt;mso-position-horizontal-relative:page;mso-position-vertical-relative:page" wp14:anchorId="0EA06E39">
+              <v:rect id="shape_0" ID="Rectángulo 16" fillcolor="#4472c4" stroked="f" style="position:absolute;margin-left:11.9pt;margin-top:16.8pt;width:420pt;height:820.7pt;mso-position-horizontal-relative:page;mso-position-vertical-relative:page" wp14:anchorId="0EA06E39">
                 <w10:wrap type="square"/>
                 <v:fill o:detectmouseclick="t" type="solid" color2="#bb8d3b"/>
                 <v:stroke color="#3465a4" joinstyle="round" endcap="flat"/>
@@ -187,7 +187,7 @@
                     <w:sdt>
                       <w:sdtPr>
                         <w:text/>
-                        <w:id w:val="1435128259"/>
+                        <w:id w:val="1494410988"/>
                         <w:dataBinding w:prefixMappings="xmlns:ns0='http://schemas.microsoft.com/office/2006/coverPageProps'" w:xpath="/ns0:CoverPageProperties[1]/ns0:Abstract[1]" w:storeItemID="{55AF091B-3C7A-41E3-B477-F2FDAA23CFDA}"/>
                         <w:alias w:val="Título"/>
                       </w:sdtPr>
@@ -229,7 +229,7 @@
                 <wp:positionV relativeFrom="page">
                   <wp:align>center</wp:align>
                 </wp:positionV>
-                <wp:extent cx="1855470" cy="10416540"/>
+                <wp:extent cx="1855470" cy="10424160"/>
                 <wp:effectExtent l="0" t="0" r="5080" b="2540"/>
                 <wp:wrapNone/>
                 <wp:docPr id="3" name="Rectángulo 472"/>
@@ -240,7 +240,7 @@
                       <wps:spPr>
                         <a:xfrm>
                           <a:off x="0" y="0"/>
-                          <a:ext cx="1854720" cy="10415880"/>
+                          <a:ext cx="1854720" cy="10423440"/>
                         </a:xfrm>
                         <a:prstGeom prst="rect">
                           <a:avLst/>
@@ -302,7 +302,7 @@
           </mc:Choice>
           <mc:Fallback>
             <w:pict>
-              <v:rect id="shape_0" ID="Rectángulo 472" fillcolor="#44546a" stroked="f" style="position:absolute;margin-left:434.55pt;margin-top:10.85pt;width:146pt;height:820.1pt;mso-position-horizontal-relative:page;mso-position-vertical:center;mso-position-vertical-relative:page" wp14:anchorId="18A47B51">
+              <v:rect id="shape_0" ID="Rectángulo 472" fillcolor="#44546a" stroked="f" style="position:absolute;margin-left:434.55pt;margin-top:10.55pt;width:146pt;height:820.7pt;mso-position-horizontal-relative:page;mso-position-vertical:center;mso-position-vertical-relative:page" wp14:anchorId="18A47B51">
                 <w10:wrap type="square"/>
                 <v:fill o:detectmouseclick="t" type="solid" color2="#bbab95"/>
                 <v:stroke color="#3465a4" weight="12600" joinstyle="miter" endcap="flat"/>
@@ -1177,7 +1177,9 @@
         </w:rPr>
       </w:pPr>
       <w:r>
-        <w:rPr/>
+        <w:rPr>
+          <w:rFonts w:cs="Times New Roman" w:ascii="Times New Roman" w:hAnsi="Times New Roman"/>
+        </w:rPr>
       </w:r>
     </w:p>
     <w:p>
@@ -1232,9 +1234,7 @@
       </w:pPr>
       <w:r>
         <w:rPr>
-          <w:sz w:val="24"/>
-          <w:szCs w:val="24"/>
-          <w:u w:val="none"/>
+          <w:rFonts w:cs="Times New Roman" w:ascii="Times New Roman" w:hAnsi="Times New Roman"/>
         </w:rPr>
       </w:r>
     </w:p>
@@ -1281,55 +1281,7 @@
         <w:rPr>
           <w:rFonts w:cs="Times New Roman" w:ascii="Times New Roman" w:hAnsi="Times New Roman"/>
         </w:rPr>
-        <w:t xml:space="preserve">los requerimientos funcionales son los que te dicen qué es lo que tiene que hacer el sistema. </w:t>
-      </w:r>
-      <w:r>
-        <w:rPr>
-          <w:rFonts w:cs="Times New Roman" w:ascii="Times New Roman" w:hAnsi="Times New Roman"/>
-        </w:rPr>
-        <w:t>osea</w:t>
-      </w:r>
-      <w:r>
-        <w:rPr>
-          <w:rFonts w:cs="Times New Roman" w:ascii="Times New Roman" w:hAnsi="Times New Roman"/>
-        </w:rPr>
-        <w:t xml:space="preserve">, describen cómo se tiene que comportar el software, qué cálculos tiene que </w:t>
-      </w:r>
-      <w:r>
-        <w:rPr>
-          <w:rFonts w:cs="Times New Roman" w:ascii="Times New Roman" w:hAnsi="Times New Roman"/>
-        </w:rPr>
-        <w:t>hacer</w:t>
-      </w:r>
-      <w:r>
-        <w:rPr>
-          <w:rFonts w:cs="Times New Roman" w:ascii="Times New Roman" w:hAnsi="Times New Roman"/>
-        </w:rPr>
-        <w:t xml:space="preserve">, cómo procesa los datos y qué servicios ofrece cuando el usuario hace algo o pasa algo en el entorno. </w:t>
-      </w:r>
-      <w:r>
-        <w:rPr>
-          <w:rFonts w:cs="Times New Roman" w:ascii="Times New Roman" w:hAnsi="Times New Roman"/>
-        </w:rPr>
-        <w:t xml:space="preserve">Básicamente es una </w:t>
-      </w:r>
-      <w:r>
-        <w:rPr>
-          <w:rFonts w:cs="Times New Roman" w:ascii="Times New Roman" w:hAnsi="Times New Roman"/>
-        </w:rPr>
-        <w:t xml:space="preserve">lista de las tareas que el sistema </w:t>
-      </w:r>
-      <w:r>
-        <w:rPr>
-          <w:rFonts w:cs="Times New Roman" w:ascii="Times New Roman" w:hAnsi="Times New Roman"/>
-        </w:rPr>
-        <w:t xml:space="preserve">tiene que hacer, </w:t>
-      </w:r>
-      <w:r>
-        <w:rPr>
-          <w:rFonts w:cs="Times New Roman" w:ascii="Times New Roman" w:hAnsi="Times New Roman"/>
-        </w:rPr>
-        <w:t>osea, “Lo que hace”.</w:t>
+        <w:t>los requerimientos funcionales son los que te dicen qué es lo que tiene que hacer el sistema. osea, describen cómo se tiene que comportar el software, qué cálculos tiene que hacer, cómo procesa los datos y qué servicios ofrece cuando el usuario hace algo o pasa algo en el entorno. Básicamente es una lista de las tareas que el sistema tiene que hacer, osea, “Lo que hace”.</w:t>
       </w:r>
     </w:p>
     <w:p>
@@ -1343,7 +1295,9 @@
         </w:rPr>
       </w:pPr>
       <w:r>
-        <w:rPr/>
+        <w:rPr>
+          <w:rFonts w:cs="Times New Roman" w:ascii="Times New Roman" w:hAnsi="Times New Roman"/>
+        </w:rPr>
       </w:r>
     </w:p>
     <w:p>
@@ -1374,52 +1328,7 @@
           <w:bCs w:val="false"/>
           <w:u w:val="none"/>
         </w:rPr>
-        <w:t xml:space="preserve">: El sistema de TecnoService tiene que tener si o si funciones de facturación </w:t>
-      </w:r>
-      <w:r>
-        <w:rPr>
-          <w:rFonts w:cs="Times New Roman" w:ascii="Times New Roman" w:hAnsi="Times New Roman"/>
-          <w:b w:val="false"/>
-          <w:bCs w:val="false"/>
-          <w:u w:val="none"/>
-        </w:rPr>
-        <w:t xml:space="preserve">que generen comprobantes de pago, ademas el sistema tiene que tener cargado cada producto con su precio para tener un </w:t>
-      </w:r>
-      <w:r>
-        <w:rPr>
-          <w:rFonts w:cs="Times New Roman" w:ascii="Times New Roman" w:hAnsi="Times New Roman"/>
-          <w:b w:val="false"/>
-          <w:bCs w:val="false"/>
-          <w:u w:val="none"/>
-        </w:rPr>
-        <w:t>control de</w:t>
-      </w:r>
-      <w:r>
-        <w:rPr>
-          <w:rFonts w:cs="Times New Roman" w:ascii="Times New Roman" w:hAnsi="Times New Roman"/>
-          <w:b w:val="false"/>
-          <w:bCs w:val="false"/>
-          <w:u w:val="none"/>
-        </w:rPr>
-        <w:t>l</w:t>
-      </w:r>
-      <w:r>
-        <w:rPr>
-          <w:rFonts w:cs="Times New Roman" w:ascii="Times New Roman" w:hAnsi="Times New Roman"/>
-          <w:b w:val="false"/>
-          <w:bCs w:val="false"/>
-          <w:u w:val="none"/>
-        </w:rPr>
-        <w:t xml:space="preserve"> stock </w:t>
-      </w:r>
-      <w:r>
-        <w:rPr>
-          <w:rFonts w:cs="Times New Roman" w:ascii="Times New Roman" w:hAnsi="Times New Roman"/>
-          <w:b w:val="false"/>
-          <w:bCs w:val="false"/>
-          <w:u w:val="none"/>
-        </w:rPr>
-        <w:t>y catalogo disponible y tiene que contar con un registro de cómo entra la plata, el sistema debe permitir asentar si el pago fue en efectivo, transferencia, tarjeta o cuenta corriente, y dejar el estado de la cuenta del cliente actualizado.</w:t>
+        <w:t>: El sistema de TecnoService tiene que tener si o si funciones de facturación que generen comprobantes de pago, ademas el sistema tiene que tener cargado cada producto con su precio para tener un control del stock y catalogo disponible y tiene que contar con un registro de cómo entra la plata, el sistema debe permitir asentar si el pago fue en efectivo, transferencia, tarjeta o cuenta corriente, y dejar el estado de la cuenta del cliente actualizado.</w:t>
       </w:r>
     </w:p>
     <w:p>
@@ -1437,7 +1346,12 @@
         </w:rPr>
       </w:pPr>
       <w:r>
-        <w:rPr/>
+        <w:rPr>
+          <w:rFonts w:cs="Times New Roman" w:ascii="Times New Roman" w:hAnsi="Times New Roman"/>
+          <w:b w:val="false"/>
+          <w:bCs w:val="false"/>
+          <w:u w:val="none"/>
+        </w:rPr>
       </w:r>
     </w:p>
     <w:p>
@@ -1461,62 +1375,7 @@
           <w:szCs w:val="22"/>
           <w:u w:val="single"/>
         </w:rPr>
-        <w:t xml:space="preserve">Requerimientos </w:t>
-      </w:r>
-      <w:r>
-        <w:rPr>
-          <w:rFonts w:cs="Times New Roman" w:ascii="Times New Roman" w:hAnsi="Times New Roman"/>
-          <w:b w:val="false"/>
-          <w:bCs w:val="false"/>
-          <w:sz w:val="22"/>
-          <w:szCs w:val="22"/>
-          <w:u w:val="single"/>
-        </w:rPr>
-        <w:t>No</w:t>
-      </w:r>
-      <w:r>
-        <w:rPr>
-          <w:rFonts w:cs="Times New Roman" w:ascii="Times New Roman" w:hAnsi="Times New Roman"/>
-          <w:b w:val="false"/>
-          <w:bCs w:val="false"/>
-          <w:sz w:val="22"/>
-          <w:szCs w:val="22"/>
-          <w:u w:val="single"/>
-        </w:rPr>
-        <w:t xml:space="preserve"> Funcionales (R</w:t>
-      </w:r>
-      <w:r>
-        <w:rPr>
-          <w:rFonts w:cs="Times New Roman" w:ascii="Times New Roman" w:hAnsi="Times New Roman"/>
-          <w:b w:val="false"/>
-          <w:bCs w:val="false"/>
-          <w:sz w:val="22"/>
-          <w:szCs w:val="22"/>
-          <w:u w:val="single"/>
-        </w:rPr>
-        <w:t>N</w:t>
-      </w:r>
-      <w:r>
-        <w:rPr>
-          <w:rFonts w:cs="Times New Roman" w:ascii="Times New Roman" w:hAnsi="Times New Roman"/>
-          <w:b w:val="false"/>
-          <w:bCs w:val="false"/>
-          <w:sz w:val="22"/>
-          <w:szCs w:val="22"/>
-          <w:u w:val="single"/>
-        </w:rPr>
-        <w:t>F</w:t>
-      </w:r>
-      <w:r>
-        <w:rPr>
-          <w:rFonts w:cs="Times New Roman" w:ascii="Times New Roman" w:hAnsi="Times New Roman"/>
-          <w:b w:val="false"/>
-          <w:bCs w:val="false"/>
-          <w:sz w:val="22"/>
-          <w:szCs w:val="22"/>
-          <w:u w:val="single"/>
-        </w:rPr>
-        <w:t>)</w:t>
+        <w:t>Requerimientos No Funcionales (RNF)</w:t>
       </w:r>
       <w:r>
         <w:rPr>
@@ -1527,40 +1386,7 @@
           <w:szCs w:val="22"/>
           <w:u w:val="none"/>
         </w:rPr>
-        <w:t xml:space="preserve">: Los requerimientos no funcionales tienen </w:t>
-      </w:r>
-      <w:r>
-        <w:rPr>
-          <w:rFonts w:cs="Times New Roman" w:ascii="Times New Roman" w:hAnsi="Times New Roman"/>
-          <w:b w:val="false"/>
-          <w:bCs w:val="false"/>
-          <w:sz w:val="22"/>
-          <w:szCs w:val="22"/>
-          <w:u w:val="none"/>
-        </w:rPr>
-        <w:t xml:space="preserve">que </w:t>
-      </w:r>
-      <w:r>
-        <w:rPr>
-          <w:rFonts w:cs="Times New Roman" w:ascii="Times New Roman" w:hAnsi="Times New Roman"/>
-          <w:b w:val="false"/>
-          <w:bCs w:val="false"/>
-          <w:sz w:val="22"/>
-          <w:szCs w:val="22"/>
-          <w:u w:val="none"/>
-        </w:rPr>
-        <w:t xml:space="preserve">ver con </w:t>
-      </w:r>
-      <w:r>
-        <w:rPr>
-          <w:rFonts w:cs="Times New Roman" w:ascii="Times New Roman" w:hAnsi="Times New Roman"/>
-          <w:b w:val="false"/>
-          <w:bCs w:val="false"/>
-          <w:sz w:val="22"/>
-          <w:szCs w:val="22"/>
-          <w:u w:val="none"/>
-        </w:rPr>
-        <w:t>la calidad y la experiencia</w:t>
+        <w:t>: Los requerimientos no funcionales tienen que ver con la calidad y la experiencia</w:t>
       </w:r>
       <w:r>
         <w:rPr>
@@ -1582,29 +1408,7 @@
           <w:szCs w:val="22"/>
           <w:u w:val="none"/>
         </w:rPr>
-        <w:t xml:space="preserve">de cómo funciona </w:t>
-      </w:r>
-      <w:r>
-        <w:rPr>
-          <w:rFonts w:cs="Times New Roman" w:ascii="Times New Roman" w:hAnsi="Times New Roman"/>
-          <w:b w:val="false"/>
-          <w:bCs w:val="false"/>
-          <w:sz w:val="22"/>
-          <w:szCs w:val="22"/>
-          <w:u w:val="none"/>
-        </w:rPr>
-        <w:t xml:space="preserve">el sistema. Es lo que te dice si el sistema es rápido, seguro, si es cómodo de usar o si se cae a cada rato. Seria el “Como es” del sistema. </w:t>
-      </w:r>
-      <w:r>
-        <w:rPr>
-          <w:rFonts w:cs="Times New Roman" w:ascii="Times New Roman" w:hAnsi="Times New Roman"/>
-          <w:b w:val="false"/>
-          <w:bCs w:val="false"/>
-          <w:sz w:val="22"/>
-          <w:szCs w:val="22"/>
-          <w:u w:val="none"/>
-        </w:rPr>
-        <w:t>Miden la eficiencia, seguridad, usabilidad, fiabilidad y mantenibilidad del software.</w:t>
+        <w:t>de cómo funciona el sistema. Es lo que te dice si el sistema es rápido, seguro, si es cómodo de usar o si se cae a cada rato. Seria el “Como es” del sistema. Miden la eficiencia, seguridad, usabilidad, fiabilidad y mantenibilidad del software.</w:t>
       </w:r>
     </w:p>
     <w:p>
@@ -1629,7 +1433,14 @@
         </w:rPr>
       </w:pPr>
       <w:r>
-        <w:rPr/>
+        <w:rPr>
+          <w:rFonts w:cs="Times New Roman" w:ascii="Times New Roman" w:hAnsi="Times New Roman"/>
+          <w:b w:val="false"/>
+          <w:bCs w:val="false"/>
+          <w:sz w:val="22"/>
+          <w:szCs w:val="22"/>
+          <w:u w:val="none"/>
+        </w:rPr>
       </w:r>
     </w:p>
     <w:p>
@@ -1664,18 +1475,7 @@
           <w:szCs w:val="22"/>
           <w:u w:val="none"/>
         </w:rPr>
-        <w:t xml:space="preserve">: </w:t>
-      </w:r>
-      <w:r>
-        <w:rPr>
-          <w:rFonts w:cs="Times New Roman" w:ascii="Times New Roman" w:hAnsi="Times New Roman"/>
-          <w:b w:val="false"/>
-          <w:bCs w:val="false"/>
-          <w:sz w:val="22"/>
-          <w:szCs w:val="22"/>
-          <w:u w:val="none"/>
-        </w:rPr>
-        <w:t>Si el sistema tiene esos tipos de fallos significa que esta teniendo problemas de eficiencia según los RNF y esto afecta de forma negativa al negocio ya que ralentiza y entorpece todas las operaciones.</w:t>
+        <w:t>: Si el sistema tiene esos tipos de fallos significa que esta teniendo problemas de eficiencia según los RNF y esto afecta de forma negativa al negocio ya que ralentiza y entorpece todas las operaciones.</w:t>
       </w:r>
     </w:p>
     <w:p>
@@ -1700,7 +1500,14 @@
         </w:rPr>
       </w:pPr>
       <w:r>
-        <w:rPr/>
+        <w:rPr>
+          <w:rFonts w:cs="Times New Roman" w:ascii="Times New Roman" w:hAnsi="Times New Roman"/>
+          <w:b w:val="false"/>
+          <w:bCs w:val="false"/>
+          <w:sz w:val="22"/>
+          <w:szCs w:val="22"/>
+          <w:u w:val="none"/>
+        </w:rPr>
       </w:r>
     </w:p>
     <w:p>
@@ -1739,40 +1546,7 @@
           <w:szCs w:val="22"/>
           <w:u w:val="none"/>
         </w:rPr>
-        <w:t>: El D</w:t>
-      </w:r>
-      <w:r>
-        <w:rPr>
-          <w:rFonts w:cs="Times New Roman" w:ascii="Times New Roman" w:hAnsi="Times New Roman"/>
-          <w:b w:val="false"/>
-          <w:bCs w:val="false"/>
-          <w:sz w:val="22"/>
-          <w:szCs w:val="22"/>
-          <w:u w:val="none"/>
-        </w:rPr>
-        <w:t xml:space="preserve">ocumento de Alcance </w:t>
-      </w:r>
-      <w:r>
-        <w:rPr>
-          <w:rFonts w:cs="Times New Roman" w:ascii="Times New Roman" w:hAnsi="Times New Roman"/>
-          <w:b w:val="false"/>
-          <w:bCs w:val="false"/>
-          <w:sz w:val="22"/>
-          <w:szCs w:val="22"/>
-          <w:u w:val="none"/>
-        </w:rPr>
-        <w:t xml:space="preserve">es una declaración formal que detalla el objetivo del proyecto, los entregables esperados, las tareas principales, los costos estimados y el cronograma previsto del proyecto, establece una visión compartida del desarrollador y del cliente de lo que va a ser el sistema. </w:t>
-      </w:r>
-      <w:r>
-        <w:rPr>
-          <w:rFonts w:cs="Times New Roman" w:ascii="Times New Roman" w:hAnsi="Times New Roman"/>
-          <w:b w:val="false"/>
-          <w:bCs w:val="false"/>
-          <w:sz w:val="22"/>
-          <w:szCs w:val="22"/>
-          <w:u w:val="none"/>
-        </w:rPr>
-        <w:t>Se lo considera un contrato porque funciona como un acuerdo de como van a ser las cosas.</w:t>
+        <w:t>: El Documento de Alcance es una declaración formal que detalla el objetivo del proyecto, los entregables esperados, las tareas principales, los costos estimados y el cronograma previsto del proyecto, establece una visión compartida del desarrollador y del cliente de lo que va a ser el sistema. Se lo considera un contrato porque funciona como un acuerdo de como van a ser las cosas.</w:t>
       </w:r>
     </w:p>
     <w:p>
@@ -1795,8 +1569,10 @@
       </w:pPr>
       <w:r>
         <w:rPr>
-          <w:b w:val="false"/>
-          <w:bCs w:val="false"/>
+          <w:rFonts w:cs="Times New Roman" w:ascii="Times New Roman" w:hAnsi="Times New Roman"/>
+          <w:sz w:val="22"/>
+          <w:szCs w:val="22"/>
+          <w:u w:val="none"/>
         </w:rPr>
       </w:r>
     </w:p>
@@ -1836,37 +1612,28 @@
           <w:szCs w:val="22"/>
           <w:u w:val="none"/>
         </w:rPr>
-        <w:t xml:space="preserve">: </w:t>
-      </w:r>
-      <w:r>
-        <w:rPr>
-          <w:rFonts w:cs="Times New Roman" w:ascii="Times New Roman" w:hAnsi="Times New Roman"/>
-          <w:b w:val="false"/>
-          <w:bCs w:val="false"/>
+        <w:t>: Si el cliente empieza a pedir nuevos agregados a mitad de proyecto puedo defenderme utilizando el documento de alcance y marcandole que eso no estaba establecido en los requerimientos, si el cliente quisiera agregar nuevas cosas tendríamos que realizar una revisión del documento.</w:t>
+      </w:r>
+    </w:p>
+    <w:p>
+      <w:pPr>
+        <w:pStyle w:val="ListParagraph"/>
+        <w:bidi w:val="0"/>
+        <w:spacing w:lineRule="auto" w:line="276" w:before="0" w:after="160"/>
+        <w:contextualSpacing/>
+        <w:rPr>
+          <w:rFonts w:ascii="Times New Roman" w:hAnsi="Times New Roman" w:cs="Times New Roman"/>
           <w:sz w:val="22"/>
           <w:szCs w:val="22"/>
           <w:u w:val="none"/>
         </w:rPr>
-        <w:t>Si el cliente empieza a pedir nuevos agregados a mitad de proyecto puedo defenderme utilizando el documento de alcance y marcandole que eso no estaba establecido en los requerimientos, si el cliente quisiera agregar nuevas cosas tendríamos que realizar una revisión del documento.</w:t>
-      </w:r>
-    </w:p>
-    <w:p>
-      <w:pPr>
-        <w:pStyle w:val="ListParagraph"/>
-        <w:bidi w:val="0"/>
-        <w:spacing w:lineRule="auto" w:line="276" w:before="0" w:after="160"/>
-        <w:contextualSpacing/>
-        <w:rPr>
-          <w:rFonts w:ascii="Times New Roman" w:hAnsi="Times New Roman" w:cs="Times New Roman"/>
+      </w:pPr>
+      <w:r>
+        <w:rPr>
+          <w:rFonts w:cs="Times New Roman" w:ascii="Times New Roman" w:hAnsi="Times New Roman"/>
           <w:sz w:val="22"/>
           <w:szCs w:val="22"/>
           <w:u w:val="none"/>
-        </w:rPr>
-      </w:pPr>
-      <w:r>
-        <w:rPr>
-          <w:b w:val="false"/>
-          <w:bCs w:val="false"/>
         </w:rPr>
       </w:r>
     </w:p>
@@ -1931,10 +1698,8 @@
       </w:pPr>
       <w:r>
         <w:rPr>
-          <w:b w:val="false"/>
-          <w:bCs w:val="false"/>
-          <w:sz w:val="24"/>
-          <w:szCs w:val="24"/>
+          <w:rFonts w:cs="Times New Roman" w:ascii="Times New Roman" w:hAnsi="Times New Roman"/>
+          <w:u w:val="single"/>
         </w:rPr>
       </w:r>
     </w:p>
@@ -1986,11 +1751,7 @@
       </w:pPr>
       <w:r>
         <w:rPr>
-          <w:b w:val="false"/>
-          <w:bCs w:val="false"/>
-          <w:sz w:val="22"/>
-          <w:szCs w:val="22"/>
-          <w:u w:val="none"/>
+          <w:rFonts w:cs="Times New Roman" w:ascii="Times New Roman" w:hAnsi="Times New Roman"/>
         </w:rPr>
       </w:r>
     </w:p>
@@ -2030,7 +1791,7 @@
         <w:pStyle w:val="ListParagraph"/>
         <w:bidi w:val="0"/>
         <w:spacing w:lineRule="auto" w:line="276" w:before="0" w:after="160"/>
-        <w:ind w:hanging="0"/>
+        <w:ind w:left="720" w:hanging="0"/>
         <w:contextualSpacing/>
         <w:rPr>
           <w:rFonts w:ascii="Times New Roman" w:hAnsi="Times New Roman" w:cs="Times New Roman"/>
@@ -2038,11 +1799,7 @@
       </w:pPr>
       <w:r>
         <w:rPr>
-          <w:b w:val="false"/>
-          <w:bCs w:val="false"/>
-          <w:sz w:val="22"/>
-          <w:szCs w:val="22"/>
-          <w:u w:val="none"/>
+          <w:rFonts w:cs="Times New Roman" w:ascii="Times New Roman" w:hAnsi="Times New Roman"/>
         </w:rPr>
       </w:r>
     </w:p>
@@ -2094,11 +1851,7 @@
       </w:pPr>
       <w:r>
         <w:rPr>
-          <w:b w:val="false"/>
-          <w:bCs w:val="false"/>
-          <w:sz w:val="22"/>
-          <w:szCs w:val="22"/>
-          <w:u w:val="none"/>
+          <w:rFonts w:cs="Times New Roman" w:ascii="Times New Roman" w:hAnsi="Times New Roman"/>
         </w:rPr>
       </w:r>
     </w:p>
@@ -2150,11 +1903,7 @@
       </w:pPr>
       <w:r>
         <w:rPr>
-          <w:b w:val="false"/>
-          <w:bCs w:val="false"/>
-          <w:sz w:val="22"/>
-          <w:szCs w:val="22"/>
-          <w:u w:val="none"/>
+          <w:rFonts w:cs="Times New Roman" w:ascii="Times New Roman" w:hAnsi="Times New Roman"/>
         </w:rPr>
       </w:r>
     </w:p>
@@ -2168,31 +1917,25 @@
         <w:bidi w:val="0"/>
         <w:spacing w:lineRule="auto" w:line="276" w:before="0" w:after="160"/>
         <w:contextualSpacing/>
-        <w:rPr>
-          <w:b w:val="false"/>
+        <w:rPr/>
+      </w:pPr>
+      <w:r>
+        <w:rPr>
+          <w:rFonts w:cs="Times New Roman" w:ascii="Times New Roman" w:hAnsi="Times New Roman"/>
           <w:b w:val="false"/>
           <w:bCs w:val="false"/>
           <w:sz w:val="22"/>
           <w:szCs w:val="22"/>
           <w:u w:val="none"/>
         </w:rPr>
-      </w:pPr>
-      <w:r>
-        <w:rPr>
-          <w:rFonts w:cs="Times New Roman" w:ascii="Times New Roman" w:hAnsi="Times New Roman"/>
-          <w:b w:val="false"/>
-          <w:bCs w:val="false"/>
-          <w:sz w:val="22"/>
-          <w:szCs w:val="22"/>
-          <w:u w:val="none"/>
-        </w:rPr>
         <w:t>El “Contrato” de Salida: No se puede decir que la fase 4 fue exitosa ya que el DER es una herramienta fundamental para la seguridad del sistema y no tenerla es una falla grave de seguridad.</w:t>
       </w:r>
     </w:p>
     <w:sectPr>
+      <w:headerReference w:type="default" r:id="rId2"/>
       <w:type w:val="nextPage"/>
       <w:pgSz w:w="11906" w:h="16838"/>
-      <w:pgMar w:left="1701" w:right="1701" w:header="0" w:top="1417" w:footer="0" w:bottom="1417" w:gutter="0"/>
+      <w:pgMar w:left="1701" w:right="1701" w:header="1417" w:top="1953" w:footer="0" w:bottom="1417" w:gutter="0"/>
       <w:pgNumType w:start="0" w:fmt="decimal"/>
       <w:formProt w:val="false"/>
       <w:titlePg/>
@@ -2203,6 +1946,29 @@
 </w:document>
 </file>
 
+<file path=word/header1.xml><?xml version="1.0" encoding="utf-8"?>
+<w:hdr xmlns:o="urn:schemas-microsoft-com:office:office" xmlns:r="http://schemas.openxmlformats.org/officeDocument/2006/relationships" xmlns:v="urn:schemas-microsoft-com:vml" xmlns:w="http://schemas.openxmlformats.org/wordprocessingml/2006/main" xmlns:w10="urn:schemas-microsoft-com:office:word" xmlns:wp="http://schemas.openxmlformats.org/drawingml/2006/wordprocessingDrawing" xmlns:wps="http://schemas.microsoft.com/office/word/2010/wordprocessingShape" xmlns:wpg="http://schemas.microsoft.com/office/word/2010/wordprocessingGroup" xmlns:mc="http://schemas.openxmlformats.org/markup-compatibility/2006" xmlns:wp14="http://schemas.microsoft.com/office/word/2010/wordprocessingDrawing" xmlns:w14="http://schemas.microsoft.com/office/word/2010/wordml" mc:Ignorable="w14 wp14">
+  <w:p>
+    <w:pPr>
+      <w:pStyle w:val="Header"/>
+      <w:spacing w:before="0" w:after="160"/>
+      <w:rPr>
+        <w:rFonts w:ascii="Times New Roman" w:hAnsi="Times New Roman"/>
+      </w:rPr>
+    </w:pPr>
+    <w:r>
+      <w:rPr>
+        <w:rFonts w:ascii="Times New Roman" w:hAnsi="Times New Roman"/>
+      </w:rPr>
+      <w:t>Software IV</w:t>
+      <w:tab/>
+      <w:tab/>
+      <w:t>Dante Maximino</w:t>
+    </w:r>
+  </w:p>
+</w:hdr>
+</file>
+
 <file path=word/numbering.xml><?xml version="1.0" encoding="utf-8"?>
 <w:numbering xmlns:w="http://schemas.openxmlformats.org/wordprocessingml/2006/main" xmlns:o="urn:schemas-microsoft-com:office:office" xmlns:r="http://schemas.openxmlformats.org/officeDocument/2006/relationships" xmlns:v="urn:schemas-microsoft-com:vml">
   <w:abstractNum w:abstractNumId="1">
@@ -2338,6 +2104,7 @@
       </w:pPr>
       <w:rPr>
         <w:rFonts w:ascii="Symbol" w:hAnsi="Symbol" w:cs="Symbol" w:hint="default"/>
+        <w:b w:val="false"/>
         <w:rFonts w:cs="OpenSymbol"/>
       </w:rPr>
     </w:lvl>
@@ -2630,6 +2397,8 @@
       </w:pPr>
       <w:rPr>
         <w:rFonts w:ascii="Symbol" w:hAnsi="Symbol" w:cs="Symbol" w:hint="default"/>
+        <w:sz w:val="22"/>
+        <w:b w:val="false"/>
         <w:rFonts w:cs="OpenSymbol"/>
       </w:rPr>
     </w:lvl>
@@ -3412,6 +3181,261 @@
       <w:rFonts w:ascii="OpenSymbol" w:hAnsi="OpenSymbol" w:eastAsia="OpenSymbol" w:cs="OpenSymbol"/>
     </w:rPr>
   </w:style>
+  <w:style w:type="character" w:styleId="ListLabel13">
+    <w:name w:val="ListLabel 13"/>
+    <w:qFormat/>
+    <w:rPr>
+      <w:rFonts w:ascii="Times New Roman" w:hAnsi="Times New Roman" w:cs="Symbol"/>
+    </w:rPr>
+  </w:style>
+  <w:style w:type="character" w:styleId="ListLabel14">
+    <w:name w:val="ListLabel 14"/>
+    <w:qFormat/>
+    <w:rPr>
+      <w:rFonts w:cs="Courier New"/>
+    </w:rPr>
+  </w:style>
+  <w:style w:type="character" w:styleId="ListLabel15">
+    <w:name w:val="ListLabel 15"/>
+    <w:qFormat/>
+    <w:rPr>
+      <w:rFonts w:cs="Wingdings"/>
+    </w:rPr>
+  </w:style>
+  <w:style w:type="character" w:styleId="ListLabel16">
+    <w:name w:val="ListLabel 16"/>
+    <w:qFormat/>
+    <w:rPr>
+      <w:rFonts w:cs="Symbol"/>
+    </w:rPr>
+  </w:style>
+  <w:style w:type="character" w:styleId="ListLabel17">
+    <w:name w:val="ListLabel 17"/>
+    <w:qFormat/>
+    <w:rPr>
+      <w:rFonts w:cs="Courier New"/>
+    </w:rPr>
+  </w:style>
+  <w:style w:type="character" w:styleId="ListLabel18">
+    <w:name w:val="ListLabel 18"/>
+    <w:qFormat/>
+    <w:rPr>
+      <w:rFonts w:cs="Wingdings"/>
+    </w:rPr>
+  </w:style>
+  <w:style w:type="character" w:styleId="ListLabel19">
+    <w:name w:val="ListLabel 19"/>
+    <w:qFormat/>
+    <w:rPr>
+      <w:rFonts w:cs="Symbol"/>
+    </w:rPr>
+  </w:style>
+  <w:style w:type="character" w:styleId="ListLabel20">
+    <w:name w:val="ListLabel 20"/>
+    <w:qFormat/>
+    <w:rPr>
+      <w:rFonts w:cs="Courier New"/>
+    </w:rPr>
+  </w:style>
+  <w:style w:type="character" w:styleId="ListLabel21">
+    <w:name w:val="ListLabel 21"/>
+    <w:qFormat/>
+    <w:rPr>
+      <w:rFonts w:cs="Wingdings"/>
+    </w:rPr>
+  </w:style>
+  <w:style w:type="character" w:styleId="ListLabel22">
+    <w:name w:val="ListLabel 22"/>
+    <w:qFormat/>
+    <w:rPr>
+      <w:rFonts w:cs="OpenSymbol"/>
+      <w:b w:val="false"/>
+    </w:rPr>
+  </w:style>
+  <w:style w:type="character" w:styleId="ListLabel23">
+    <w:name w:val="ListLabel 23"/>
+    <w:qFormat/>
+    <w:rPr>
+      <w:rFonts w:cs="OpenSymbol"/>
+    </w:rPr>
+  </w:style>
+  <w:style w:type="character" w:styleId="ListLabel24">
+    <w:name w:val="ListLabel 24"/>
+    <w:qFormat/>
+    <w:rPr>
+      <w:rFonts w:cs="OpenSymbol"/>
+    </w:rPr>
+  </w:style>
+  <w:style w:type="character" w:styleId="ListLabel25">
+    <w:name w:val="ListLabel 25"/>
+    <w:qFormat/>
+    <w:rPr>
+      <w:rFonts w:cs="OpenSymbol"/>
+    </w:rPr>
+  </w:style>
+  <w:style w:type="character" w:styleId="ListLabel26">
+    <w:name w:val="ListLabel 26"/>
+    <w:qFormat/>
+    <w:rPr>
+      <w:rFonts w:cs="OpenSymbol"/>
+    </w:rPr>
+  </w:style>
+  <w:style w:type="character" w:styleId="ListLabel27">
+    <w:name w:val="ListLabel 27"/>
+    <w:qFormat/>
+    <w:rPr>
+      <w:rFonts w:cs="OpenSymbol"/>
+    </w:rPr>
+  </w:style>
+  <w:style w:type="character" w:styleId="ListLabel28">
+    <w:name w:val="ListLabel 28"/>
+    <w:qFormat/>
+    <w:rPr>
+      <w:rFonts w:cs="OpenSymbol"/>
+    </w:rPr>
+  </w:style>
+  <w:style w:type="character" w:styleId="ListLabel29">
+    <w:name w:val="ListLabel 29"/>
+    <w:qFormat/>
+    <w:rPr>
+      <w:rFonts w:cs="OpenSymbol"/>
+    </w:rPr>
+  </w:style>
+  <w:style w:type="character" w:styleId="ListLabel30">
+    <w:name w:val="ListLabel 30"/>
+    <w:qFormat/>
+    <w:rPr>
+      <w:rFonts w:cs="OpenSymbol"/>
+    </w:rPr>
+  </w:style>
+  <w:style w:type="character" w:styleId="ListLabel31">
+    <w:name w:val="ListLabel 31"/>
+    <w:qFormat/>
+    <w:rPr>
+      <w:rFonts w:cs="OpenSymbol"/>
+    </w:rPr>
+  </w:style>
+  <w:style w:type="character" w:styleId="ListLabel32">
+    <w:name w:val="ListLabel 32"/>
+    <w:qFormat/>
+    <w:rPr>
+      <w:rFonts w:cs="OpenSymbol"/>
+    </w:rPr>
+  </w:style>
+  <w:style w:type="character" w:styleId="ListLabel33">
+    <w:name w:val="ListLabel 33"/>
+    <w:qFormat/>
+    <w:rPr>
+      <w:rFonts w:cs="OpenSymbol"/>
+    </w:rPr>
+  </w:style>
+  <w:style w:type="character" w:styleId="ListLabel34">
+    <w:name w:val="ListLabel 34"/>
+    <w:qFormat/>
+    <w:rPr>
+      <w:rFonts w:cs="OpenSymbol"/>
+    </w:rPr>
+  </w:style>
+  <w:style w:type="character" w:styleId="ListLabel35">
+    <w:name w:val="ListLabel 35"/>
+    <w:qFormat/>
+    <w:rPr>
+      <w:rFonts w:cs="OpenSymbol"/>
+    </w:rPr>
+  </w:style>
+  <w:style w:type="character" w:styleId="ListLabel36">
+    <w:name w:val="ListLabel 36"/>
+    <w:qFormat/>
+    <w:rPr>
+      <w:rFonts w:cs="OpenSymbol"/>
+    </w:rPr>
+  </w:style>
+  <w:style w:type="character" w:styleId="ListLabel37">
+    <w:name w:val="ListLabel 37"/>
+    <w:qFormat/>
+    <w:rPr>
+      <w:rFonts w:cs="OpenSymbol"/>
+    </w:rPr>
+  </w:style>
+  <w:style w:type="character" w:styleId="ListLabel38">
+    <w:name w:val="ListLabel 38"/>
+    <w:qFormat/>
+    <w:rPr>
+      <w:rFonts w:cs="OpenSymbol"/>
+    </w:rPr>
+  </w:style>
+  <w:style w:type="character" w:styleId="ListLabel39">
+    <w:name w:val="ListLabel 39"/>
+    <w:qFormat/>
+    <w:rPr>
+      <w:rFonts w:cs="OpenSymbol"/>
+    </w:rPr>
+  </w:style>
+  <w:style w:type="character" w:styleId="ListLabel40">
+    <w:name w:val="ListLabel 40"/>
+    <w:qFormat/>
+    <w:rPr>
+      <w:rFonts w:cs="OpenSymbol"/>
+      <w:b w:val="false"/>
+      <w:sz w:val="22"/>
+    </w:rPr>
+  </w:style>
+  <w:style w:type="character" w:styleId="ListLabel41">
+    <w:name w:val="ListLabel 41"/>
+    <w:qFormat/>
+    <w:rPr>
+      <w:rFonts w:cs="OpenSymbol"/>
+    </w:rPr>
+  </w:style>
+  <w:style w:type="character" w:styleId="ListLabel42">
+    <w:name w:val="ListLabel 42"/>
+    <w:qFormat/>
+    <w:rPr>
+      <w:rFonts w:cs="OpenSymbol"/>
+    </w:rPr>
+  </w:style>
+  <w:style w:type="character" w:styleId="ListLabel43">
+    <w:name w:val="ListLabel 43"/>
+    <w:qFormat/>
+    <w:rPr>
+      <w:rFonts w:cs="OpenSymbol"/>
+    </w:rPr>
+  </w:style>
+  <w:style w:type="character" w:styleId="ListLabel44">
+    <w:name w:val="ListLabel 44"/>
+    <w:qFormat/>
+    <w:rPr>
+      <w:rFonts w:cs="OpenSymbol"/>
+    </w:rPr>
+  </w:style>
+  <w:style w:type="character" w:styleId="ListLabel45">
+    <w:name w:val="ListLabel 45"/>
+    <w:qFormat/>
+    <w:rPr>
+      <w:rFonts w:cs="OpenSymbol"/>
+    </w:rPr>
+  </w:style>
+  <w:style w:type="character" w:styleId="ListLabel46">
+    <w:name w:val="ListLabel 46"/>
+    <w:qFormat/>
+    <w:rPr>
+      <w:rFonts w:cs="OpenSymbol"/>
+    </w:rPr>
+  </w:style>
+  <w:style w:type="character" w:styleId="ListLabel47">
+    <w:name w:val="ListLabel 47"/>
+    <w:qFormat/>
+    <w:rPr>
+      <w:rFonts w:cs="OpenSymbol"/>
+    </w:rPr>
+  </w:style>
+  <w:style w:type="character" w:styleId="ListLabel48">
+    <w:name w:val="ListLabel 48"/>
+    <w:qFormat/>
+    <w:rPr>
+      <w:rFonts w:cs="OpenSymbol"/>
+    </w:rPr>
+  </w:style>
   <w:style w:type="paragraph" w:styleId="Heading">
     <w:name w:val="Heading"/>
     <w:basedOn w:val="Normal"/>
@@ -3526,6 +3550,19 @@
     <w:basedOn w:val="Normal"/>
     <w:qFormat/>
     <w:pPr/>
+    <w:rPr/>
+  </w:style>
+  <w:style w:type="paragraph" w:styleId="Header">
+    <w:name w:val="Header"/>
+    <w:basedOn w:val="Normal"/>
+    <w:pPr>
+      <w:suppressLineNumbers/>
+      <w:tabs>
+        <w:tab w:val="clear" w:pos="708"/>
+        <w:tab w:val="center" w:pos="4252" w:leader="none"/>
+        <w:tab w:val="right" w:pos="8504" w:leader="none"/>
+      </w:tabs>
+    </w:pPr>
     <w:rPr/>
   </w:style>
   <w:style w:type="numbering" w:styleId="NoList" w:default="1">
